--- a/tillsyn/A 48997-2024 tillsynsbegäran.docx
+++ b/tillsyn/A 48997-2024 tillsynsbegäran.docx
@@ -837,7 +837,7 @@
     <w:r>
       <w:tab/>
       <w:tab/>
-      <w:t>2024-11-29</w:t>
+      <w:t>2024-11-30</w:t>
       <w:br/>
       <w:br/>
     </w:r>

--- a/tillsyn/A 48997-2024 tillsynsbegäran.docx
+++ b/tillsyn/A 48997-2024 tillsynsbegäran.docx
@@ -837,7 +837,7 @@
     <w:r>
       <w:tab/>
       <w:tab/>
-      <w:t>2024-11-30</w:t>
+      <w:t>2024-12-01</w:t>
       <w:br/>
       <w:br/>
     </w:r>

--- a/tillsyn/A 48997-2024 tillsynsbegäran.docx
+++ b/tillsyn/A 48997-2024 tillsynsbegäran.docx
@@ -837,7 +837,7 @@
     <w:r>
       <w:tab/>
       <w:tab/>
-      <w:t>2024-12-01</w:t>
+      <w:t>2024-12-02</w:t>
       <w:br/>
       <w:br/>
     </w:r>

--- a/tillsyn/A 48997-2024 tillsynsbegäran.docx
+++ b/tillsyn/A 48997-2024 tillsynsbegäran.docx
@@ -7,7 +7,7 @@
         <w:pStyle w:val="Title"/>
       </w:pPr>
       <w:r>
-        <w:t>Tillsynsbegäran - information om höga naturvärden och fridlysta arter i avverkningsanmälan A 48997-2024 i Bergs kommun</w:t>
+        <w:t>Tillsynsbegäran – information om höga naturvärden och fridlysta arter i avverkningsanmälan A 48997-2024 i Bergs kommun</w:t>
       </w:r>
     </w:p>
     <w:p>
@@ -91,6 +91,39 @@
       </w:r>
     </w:p>
     <w:p>
+      <w:r>
+        <w:rPr>
+          <w:b/>
+        </w:rPr>
+        <w:t>Blackticka (VU)</w:t>
+      </w:r>
+      <w:r>
+        <w:t>, rödlistad som sårbar, är en exklusiv svamp som signalerar fuktiga granskogar med mycket höga naturvärden. Den har klassificerats som en “urskogsindikator” och påträffas nästan enbart i urskogsartade barrnaturskogar med långvarig kontinuitet av grova lågor i olika nedbrytningsstadier. Skogsskötselåtgärder på eller i omedelbar närhet av lokalerna utgör ett hot och på lång sikt innebär fragmenteringen av skogslandskapet att artens förekomster isoleras vilket i sig utgör ett hot mot artens överlevnad. Fler skogar med blackticka måste skyddas (Nitare &amp; Skogsstyrelsen, 2019; SLU Artdatabanken, 2024).</w:t>
+      </w:r>
+    </w:p>
+    <w:p>
+      <w:r>
+        <w:rPr>
+          <w:b/>
+        </w:rPr>
+        <w:t>Rosenticka (NT)</w:t>
+      </w:r>
+      <w:r>
+        <w:t>, rödlistad som nära hotad, ingår i en karaktäristisk association av vedsvampar som växer på gamla, grova granlågor i urskogsartade barrskogar. Den är placerad i toppen av Skogsstyrelsens värdepyramid för bedömning av skog med höga naturvärden och indikerar ett granskogsekosystem med långvarig kontinuitet av grova lågor. Artens beroende av grova granlågor innebär att alla skogsskötselåtgärder på eller i omedelbar närhet av lokalerna utgör ett hot på lång sikt. Det är angeläget att populationerna inte ytterligare glesas ut och ett tillräckligt antal områden där arten nu finns måste sparas för framtiden (Nitare &amp; Skogsstyrelsen, 2019; SLU Artdatabanken, 2024).</w:t>
+      </w:r>
+    </w:p>
+    <w:p>
+      <w:r>
+        <w:rPr>
+          <w:b/>
+        </w:rPr>
+        <w:t>Smalskaftslav (VU)</w:t>
+      </w:r>
+      <w:r>
+        <w:t>, rödlistad som sårbar, påträffas i gamla barrskogar eller lövskogar med mycket hög och jämn luftfuktighet. Arten är placerad i toppen av Skogsstyrelsens värdepyramid för bedömning av skog med höga naturvärden och alla skogsbruksåtgärder som kan påverka hydrologi och fuktighetsförhållandena på eller i omedelbar närhet av växtplatserna, t.ex. utglesning eller slutavverkning, är ett hot. Samtliga förekomster bör skyddas tillsammans med väl tilltagna skyddszoner (Nitare &amp; Skogsstyrelsen, 2019; SLU Artdatabanken, 2024).</w:t>
+      </w:r>
+    </w:p>
+    <w:p>
       <w:pPr>
         <w:pStyle w:val="Heading1"/>
       </w:pPr>
@@ -193,7 +226,7 @@
         <w:t>Spillkråka (NT, §4)</w:t>
       </w:r>
       <w:r>
-        <w:t xml:space="preserve"> är rödlistad som nära hotad och ingår i bilaga 1 i EU:s fågeldirektiv. Den minskar i population på grund av minskad tillgång på lämpliga bo- och födoträd och minskad födotillgång. Spillkråkans minskningstakt har uppgått till 19 (24-10) % under de senaste 15 åren. Minskningstakten för den svenska populationen bedöms vara nära gränsvärdet för Sårbar (VU) (A2bc). Skogsbruk med korta omloppstider och täta, homogena ungskogar utgör det största hotet, (SLU Artdatabanken, 2023).</w:t>
+        <w:t xml:space="preserve"> är rödlistad som nära hotad och ingår i bilaga 1 i EU:s fågeldirektiv. Den minskar i population på grund av minskad tillgång på lämpliga bo- och födoträd och minskad födotillgång. Spillkråkans minskningstakt har uppgått till 19 (24–10) % under de senaste 15 åren. Minskningstakten för den svenska populationen bedöms vara nära gränsvärdet för Sårbar (VU) (A2bc). Skogsbruk med korta omloppstider och täta, homogena ungskogar utgör det största hotet, (SLU Artdatabanken, 2023).</w:t>
       </w:r>
     </w:p>
     <w:p>
@@ -204,7 +237,7 @@
         <w:t>Talltita (NT, §4)</w:t>
       </w:r>
       <w:r>
-        <w:t>, rödlistad som nära hotad och prioriterad art i Skogsvårdslagen har häckningsrevir i anmälan.  Arten har minskat kraftigt de senaste 30 åren och minskningstakten innevarande 10-årsperiod beräknas till 20 (10-30) %. Talltitan är synnerligen trogen sitt cirka 15 hektar stora revir och är beroende av flerskiktade olikåldriga skogar för att kunna föda upp sina ungar. Talltitan försvinner om dess livsmiljö kalavverkas (Eggers &amp; Low (2014); Ekman (1979); Griesser et al (2007); Klein (2020); Siffczyk et al (2003); SLU Artdatabanken (2021).</w:t>
+        <w:t>, rödlistad som nära hotad och prioriterad art i Skogsvårdslagen har häckningsrevir i anmälan. Arten har minskat kraftigt de senaste 30 åren och minskningstakten innevarande 10-årsperiod beräknas till 20 (10–30) %. Talltitan är synnerligen trogen sitt cirka 15 hektar stora revir och är beroende av flerskiktade olikåldriga skogar för att kunna föda upp sina ungar. Talltitan försvinner om dess livsmiljö kalavverkas (Eggers &amp; Low (2014); Ekman (1979); Griesser et al (2007); Klein (2020); Siffczyk et al (2003); SLU Artdatabanken (2021).</w:t>
       </w:r>
     </w:p>
     <w:p>
@@ -233,7 +266,7 @@
         <w:pStyle w:val="Title"/>
       </w:pPr>
       <w:r>
-        <w:t>BILAGA 1 - Fridlysta arter</w:t>
+        <w:t>BILAGA 1 – Fridlysta arter</w:t>
       </w:r>
     </w:p>
     <w:p>
@@ -246,7 +279,7 @@
     </w:p>
     <w:p>
       <w:r>
-        <w:t>Knärot är fridlyst enligt 8 och 15 §§ artskyddsförordningen och klassad som sårbar (VU) enligt rödlistan 2020. Knärot är beroende av hög och jämn luftfuktighet i gamla, ostörda skogsmiljöer och är känslig för snabba förändringar av ljus-/vindförhållanden eller uttorkning. På grund av ett alltför intensivt skogsbruk har den minskat med 40 (25-50) % under de senaste 60 åren och i framtiden bedöms minskningstakten uppgå till 30 (20-40) %. Till följd av att arten har en dokumenterat högre minskningstakt iförhållande till sin generationstid än vad som tidigare varit känt (data från Riksskogstaxeringen) höjdes den till hotkategori sårbar (VU) i rödlistan 2020 (Artdatabanken, 2021).</w:t>
+        <w:t>Knärot är fridlyst enligt 8 och 15 §§ artskyddsförordningen och klassad som sårbar (VU) enligt rödlistan 2020. Knärot är beroende av hög och jämn luftfuktighet i gamla, ostörda skogsmiljöer och är känslig för snabba förändringar av ljus-/vindförhållanden eller uttorkning. På grund av ett alltför intensivt skogsbruk har den minskat med 40 (25–50) % under de senaste 60 åren och i framtiden bedöms minskningstakten uppgå till 30 (20–40) %. Till följd av att arten har en dokumenterat högre minskningstakt iförhållande till sin generationstid än vad som tidigare varit känt (data från Riksskogstaxeringen) höjdes den till hotkategori sårbar (VU) i rödlistan 2020 (SLU Artdatabanken, 2021).</w:t>
       </w:r>
     </w:p>
     <w:p>
@@ -291,7 +324,7 @@
     </w:p>
     <w:p>
       <w:r>
-        <w:t>En nyligen publicerad vetenskaplig uppsats av Koelmeijer m.fl. (2022) inkluderar orkidén knärots skyddsbehov. I uppsatsen berörs problemet med uttorkning för växter, bl.a. för knärot, ett problem som blivit accentuerat på grund av den pågående klimatförändringen och torra somrar, t.ex. den exceptionellt torra sommaren 2018. I uppsatsen undersöks områden med tre olika avstånd från kalhyggeskant med avseende på skydd bl.a. för knärot. Det första området har avstånd upp till 20 m från hyggeskant (Strong edge effect), det andra 20 – 40 m från hyggeskant (Weak edge effect) och det tredje avser större avstånd från hyggeskant, där kanteffekten anses vara försumbar (Interior). Ett resultat var att man fann stor eller mycket stor uttorkningseffekt på känsliga och rödlistade skogsarter vid de kortare avstånden till hyggeskant, medan effekt av uttorkning inte konstaterades på större avstånd (Interior). För orkidén knärot fann man en rik förekomst (upp till 0,06 dm2/m2) på stort avstånd från hyggeskant (Interior), medan förekomsten var liten eller närmast försumbar i de områden som klassificerades som Weak edge effect respektive Strong edge effect. Arbetet påpekar att de allt oftare förekommande torra somrarna ger ytterligare skäl att utöka skyddsavståndet från hyggen till den fuktkrävande arten knärot (Koelmeijer m.fl., 2022).</w:t>
+        <w:t>En nyligen publicerad vetenskaplig uppsats av Koelmeijer m.fl. (2022) inkluderar orkidén knärots skyddsbehov. I uppsatsen berörs problemet med uttorkning för växter, bl.a. för knärot, ett problem som blivit accentuerat på grund av den pågående klimatförändringen och torra somrar, t.ex. den exceptionellt torra sommaren 2018. I uppsatsen undersöks områden med tre olika avstånd från kalhyggeskant med avseende på skydd bl.a. för knärot. Det första området har avstånd upp till 20 m från hyggeskant (Strong edge effect), det andra 20–40 m från hyggeskant (Weak edge effect) och det tredje avser större avstånd från hyggeskant, där kanteffekten anses vara försumbar (Interior). Ett resultat var att man fann stor eller mycket stor uttorkningseffekt på känsliga och rödlistade skogsarter vid de kortare avstånden till hyggeskant, medan effekt av uttorkning inte konstaterades på större avstånd (Interior). För orkidén knärot fann man en rik förekomst (upp till 0,06 dm2/m2) på stort avstånd från hyggeskant (Interior), medan förekomsten var liten eller närmast försumbar i de områden som klassificerades som Weak edge effect respektive Strong edge effect. Arbetet påpekar att de allt oftare förekommande torra somrarna ger ytterligare skäl att utöka skyddsavståndet från hyggen till den fuktkrävande arten knärot (Koelmeijer m.fl., 2022).</w:t>
       </w:r>
     </w:p>
     <w:p>
@@ -304,7 +337,7 @@
         <w:pStyle w:val="Heading2"/>
       </w:pPr>
       <w:r>
-        <w:t>Referenser - knärot</w:t>
+        <w:t>Referenser – knärot</w:t>
       </w:r>
     </w:p>
     <w:p>
@@ -318,7 +351,7 @@
         <w:t xml:space="preserve">Short-term response of the herbaceous layer within leave patches after harvest. </w:t>
       </w:r>
       <w:r>
-        <w:t>Forest Ecology and Management 257, 1014-1025</w:t>
+        <w:t>Forest Ecology and Management 257, 1014–1025</w:t>
       </w:r>
     </w:p>
     <w:p>
@@ -332,7 +365,7 @@
         <w:t xml:space="preserve">Level and pattern of overstory retention interact to shape long-term responses of understories to timber harvest. </w:t>
       </w:r>
       <w:r>
-        <w:t xml:space="preserve">Ecological Applications, 22, 2049-2064 </w:t>
+        <w:t xml:space="preserve">Ecological Applications, 22, 2049–2064 </w:t>
       </w:r>
     </w:p>
     <w:p>
@@ -346,7 +379,7 @@
         <w:t xml:space="preserve">Interactive effects of drought and edge exposure on old-growth forest understory species. </w:t>
       </w:r>
       <w:r>
-        <w:t>Landscape Ecology, 37, sid 1839-1853</w:t>
+        <w:t>Landscape Ecology, 37, sid 1839–1853</w:t>
       </w:r>
     </w:p>
     <w:p>
@@ -360,7 +393,7 @@
         <w:t xml:space="preserve">Biological legacies buffer local species extinction after logging. </w:t>
       </w:r>
       <w:r>
-        <w:t>Journal of Applied Ecology. 51, 53-62.</w:t>
+        <w:t>Journal of Applied Ecology. 51, 53–62.</w:t>
       </w:r>
     </w:p>
     <w:p>
@@ -401,7 +434,12 @@
     </w:p>
     <w:p>
       <w:r>
-        <w:t>Spillkråka (NT) är rödlistad som nära hotad, fridlyst enligt §4 Artskyddsförordningen och ingår i bilaga 1 i EU:s fågeldirektiv. Spillkråka lever i både barr- och blandskog liksom i ren lövskog. De tätaste populationerna tenderar att finnas i äldre, variationsrik blandskog med gott om död ved och gamla träd. Varje par utnyttjar 400-1 000 hektar skog beroende på skogens kvalitet. En minskning av populationen pågår på grund av minskad tillgång på lämpliga bo- och födoträd och minskad födotillgång. Spillkråkans minskningstakt har uppgått till 19 (24-10) % under de senaste 15 åren. Skogsbruk med korta omloppstider och täta, homogena ungskogar utgör det största hotet (Artdatabanken 2023).</w:t>
+        <w:t>Spillkråka (NT) är rödlistad som nära hotad, fridlyst enligt §4 Artskyddsförordningen och ingår i bilaga 1 i EU:s fågeldirektiv. Spillkråka lever i både barr- och blandskog liksom i ren lövskog. De tätaste populationerna tenderar att finnas i äldre, variationsrik blandskog med gott om död ved och gamla träd.</w:t>
+      </w:r>
+    </w:p>
+    <w:p>
+      <w:r>
+        <w:t>Varje par utnyttjar 400–1000 hektar skog beroende på skogens kvalitet. En minskning av populationen pågår på grund av minskad tillgång på lämpliga bo- och födoträd och minskad födotillgång. Spillkråkans minskningstakt har uppgått till 19 (24–10) % under de senaste 15 åren. Minskningstakten för den svenska populationen bedöms vara nära gränsvärdet för Sårbar (VU) (A2bc). Skogsbruk med korta omloppstider och täta, homogena ungskogar utgör det största hotet (Artdatabanken 2023).</w:t>
       </w:r>
     </w:p>
     <w:p>
@@ -409,7 +447,7 @@
         <w:pStyle w:val="Heading2"/>
       </w:pPr>
       <w:r>
-        <w:t>Referenser - spillkråka</w:t>
+        <w:t>Referenser – spillkråka</w:t>
       </w:r>
     </w:p>
     <w:p>
@@ -436,7 +474,7 @@
     </w:p>
     <w:p>
       <w:r>
-        <w:t xml:space="preserve">Talltita är rödlistad som NT, fridlyst och prioriterad art i Skogsvårdslagen. Den omfattas av EU:s fågeldirektiv. Arten har minskat kraftigt de senaste 30 åren och minskningstakten innevarande 10-årsperiod beräknas till 20 (10-30) % (SLU Artdatabanken, 2022). </w:t>
+        <w:t xml:space="preserve">Talltita är rödlistad som NT, fridlyst och prioriterad art i Skogsvårdslagen. Den omfattas av EU:s fågeldirektiv. Arten har minskat kraftigt de senaste 30 åren och minskningstakten innevarande 10-årsperiod beräknas till 20 (10–30) % (SLU Artdatabanken, 2022). </w:t>
       </w:r>
     </w:p>
     <w:p>
@@ -459,7 +497,7 @@
         <w:pStyle w:val="Heading2"/>
       </w:pPr>
       <w:r>
-        <w:t>Referenser - talltita</w:t>
+        <w:t>Referenser – talltita</w:t>
       </w:r>
     </w:p>
     <w:p>
@@ -487,7 +525,7 @@
         <w:t xml:space="preserve">Coherence, composition and territories of winter social groups of the Willow Tit Parus montanus and the Crested Tit P. cristatus. </w:t>
       </w:r>
       <w:r>
-        <w:t xml:space="preserve">Ornis Scandinavica, 10, pp 56-68 </w:t>
+        <w:t xml:space="preserve">Ornis Scandinavica, 10, pp 56–68 </w:t>
       </w:r>
     </w:p>
     <w:p>
@@ -594,7 +632,7 @@
         <w:pStyle w:val="Heading2"/>
       </w:pPr>
       <w:r>
-        <w:t>Referenser - tretåig hackspett</w:t>
+        <w:t>Referenser – tretåig hackspett</w:t>
       </w:r>
     </w:p>
     <w:p>
@@ -636,7 +674,7 @@
         <w:t xml:space="preserve">Foraging Ecology and Use of Drumming Trees by Three-Toed Woodpeckers. </w:t>
       </w:r>
       <w:r>
-        <w:t>The Journal of Wildlife Management. Vol. 66, No. 1 (Jan., 2002), pp. 222-231.</w:t>
+        <w:t>The Journal of Wildlife Management. Vol. 66, No. 1 (Jan., 2002), pp. 222–231.</w:t>
       </w:r>
     </w:p>
     <w:p>
@@ -650,7 +688,7 @@
         <w:t xml:space="preserve">Spatial ecology of the three-toed woodpecker in managed forest landscapes. </w:t>
       </w:r>
       <w:r>
-        <w:t>Silva Fennica 36(1): 279-288.</w:t>
+        <w:t>Silva Fennica 36(1): 279–288.</w:t>
       </w:r>
     </w:p>
     <w:p>
@@ -678,7 +716,7 @@
         <w:t xml:space="preserve">Habitat prediction model for three-toed woodpecker and its implications for the conservation of biologically valuable forests. </w:t>
       </w:r>
       <w:r>
-        <w:t>Forest Ecology and Management 258(5): 697-703.</w:t>
+        <w:t>Forest Ecology and Management 258(5): 697–703.</w:t>
       </w:r>
     </w:p>
     <w:p>
@@ -837,7 +875,7 @@
     <w:r>
       <w:tab/>
       <w:tab/>
-      <w:t>2024-12-02</w:t>
+      <w:t>2024-12-03</w:t>
       <w:br/>
       <w:br/>
     </w:r>

--- a/tillsyn/A 48997-2024 tillsynsbegäran.docx
+++ b/tillsyn/A 48997-2024 tillsynsbegäran.docx
@@ -875,7 +875,7 @@
     <w:r>
       <w:tab/>
       <w:tab/>
-      <w:t>2024-12-03</w:t>
+      <w:t>2024-12-04</w:t>
       <w:br/>
       <w:br/>
     </w:r>

--- a/tillsyn/A 48997-2024 tillsynsbegäran.docx
+++ b/tillsyn/A 48997-2024 tillsynsbegäran.docx
@@ -875,7 +875,7 @@
     <w:r>
       <w:tab/>
       <w:tab/>
-      <w:t>2024-12-04</w:t>
+      <w:t>2024-12-05</w:t>
       <w:br/>
       <w:br/>
     </w:r>

--- a/tillsyn/A 48997-2024 tillsynsbegäran.docx
+++ b/tillsyn/A 48997-2024 tillsynsbegäran.docx
@@ -875,7 +875,7 @@
     <w:r>
       <w:tab/>
       <w:tab/>
-      <w:t>2024-12-05</w:t>
+      <w:t>2024-12-07</w:t>
       <w:br/>
       <w:br/>
     </w:r>

--- a/tillsyn/A 48997-2024 tillsynsbegäran.docx
+++ b/tillsyn/A 48997-2024 tillsynsbegäran.docx
@@ -875,7 +875,7 @@
     <w:r>
       <w:tab/>
       <w:tab/>
-      <w:t>2024-12-07</w:t>
+      <w:t>2024-12-08</w:t>
       <w:br/>
       <w:br/>
     </w:r>

--- a/tillsyn/A 48997-2024 tillsynsbegäran.docx
+++ b/tillsyn/A 48997-2024 tillsynsbegäran.docx
@@ -875,7 +875,7 @@
     <w:r>
       <w:tab/>
       <w:tab/>
-      <w:t>2024-12-08</w:t>
+      <w:t>2024-12-09</w:t>
       <w:br/>
       <w:br/>
     </w:r>

--- a/tillsyn/A 48997-2024 tillsynsbegäran.docx
+++ b/tillsyn/A 48997-2024 tillsynsbegäran.docx
@@ -875,7 +875,7 @@
     <w:r>
       <w:tab/>
       <w:tab/>
-      <w:t>2024-12-09</w:t>
+      <w:t>2024-12-10</w:t>
       <w:br/>
       <w:br/>
     </w:r>

--- a/tillsyn/A 48997-2024 tillsynsbegäran.docx
+++ b/tillsyn/A 48997-2024 tillsynsbegäran.docx
@@ -875,7 +875,7 @@
     <w:r>
       <w:tab/>
       <w:tab/>
-      <w:t>2024-12-10</w:t>
+      <w:t>2024-12-11</w:t>
       <w:br/>
       <w:br/>
     </w:r>

--- a/tillsyn/A 48997-2024 tillsynsbegäran.docx
+++ b/tillsyn/A 48997-2024 tillsynsbegäran.docx
@@ -875,7 +875,7 @@
     <w:r>
       <w:tab/>
       <w:tab/>
-      <w:t>2024-12-11</w:t>
+      <w:t>2024-12-12</w:t>
       <w:br/>
       <w:br/>
     </w:r>

--- a/tillsyn/A 48997-2024 tillsynsbegäran.docx
+++ b/tillsyn/A 48997-2024 tillsynsbegäran.docx
@@ -875,7 +875,7 @@
     <w:r>
       <w:tab/>
       <w:tab/>
-      <w:t>2024-12-12</w:t>
+      <w:t>2024-12-13</w:t>
       <w:br/>
       <w:br/>
     </w:r>

--- a/tillsyn/A 48997-2024 tillsynsbegäran.docx
+++ b/tillsyn/A 48997-2024 tillsynsbegäran.docx
@@ -875,7 +875,7 @@
     <w:r>
       <w:tab/>
       <w:tab/>
-      <w:t>2024-12-13</w:t>
+      <w:t>2024-12-14</w:t>
       <w:br/>
       <w:br/>
     </w:r>

--- a/tillsyn/A 48997-2024 tillsynsbegäran.docx
+++ b/tillsyn/A 48997-2024 tillsynsbegäran.docx
@@ -210,7 +210,7 @@
         <w:pStyle w:val="Caption"/>
       </w:pPr>
       <w:r>
-        <w:t>Figur 2. Fyndplatser och buffertzoner för knärot i det avverkningsanmälda området. Endast fyndplaster vars buffertzoner överlappar med det avverkningsanmälda området har tagits med i visualiseringen. Kartans mittpunktskoordinat är N 6987268, E 459206 i SWEREF 99 TM.</w:t>
+        <w:t>Figur 2. Fyndplatser och buffertzoner för knärot i det avverkningsanmälda området. Endast fyndplatser vars buffertzoner överlappar med det avverkningsanmälda området har tagits med i visualiseringen. Kartans mittpunktskoordinat är N 6987268, E 459206 i SWEREF 99 TM.</w:t>
       </w:r>
     </w:p>
     <w:p>
@@ -875,7 +875,7 @@
     <w:r>
       <w:tab/>
       <w:tab/>
-      <w:t>2024-12-14</w:t>
+      <w:t>2024-12-15</w:t>
       <w:br/>
       <w:br/>
     </w:r>

--- a/tillsyn/A 48997-2024 tillsynsbegäran.docx
+++ b/tillsyn/A 48997-2024 tillsynsbegäran.docx
@@ -875,7 +875,7 @@
     <w:r>
       <w:tab/>
       <w:tab/>
-      <w:t>2024-12-15</w:t>
+      <w:t>2024-12-16</w:t>
       <w:br/>
       <w:br/>
     </w:r>

--- a/tillsyn/A 48997-2024 tillsynsbegäran.docx
+++ b/tillsyn/A 48997-2024 tillsynsbegäran.docx
@@ -875,7 +875,7 @@
     <w:r>
       <w:tab/>
       <w:tab/>
-      <w:t>2024-12-16</w:t>
+      <w:t>2024-12-17</w:t>
       <w:br/>
       <w:br/>
     </w:r>

--- a/tillsyn/A 48997-2024 tillsynsbegäran.docx
+++ b/tillsyn/A 48997-2024 tillsynsbegäran.docx
@@ -875,7 +875,7 @@
     <w:r>
       <w:tab/>
       <w:tab/>
-      <w:t>2024-12-17</w:t>
+      <w:t>2024-12-18</w:t>
       <w:br/>
       <w:br/>
     </w:r>

--- a/tillsyn/A 48997-2024 tillsynsbegäran.docx
+++ b/tillsyn/A 48997-2024 tillsynsbegäran.docx
@@ -875,7 +875,7 @@
     <w:r>
       <w:tab/>
       <w:tab/>
-      <w:t>2024-12-18</w:t>
+      <w:t>2024-12-19</w:t>
       <w:br/>
       <w:br/>
     </w:r>

--- a/tillsyn/A 48997-2024 tillsynsbegäran.docx
+++ b/tillsyn/A 48997-2024 tillsynsbegäran.docx
@@ -875,7 +875,7 @@
     <w:r>
       <w:tab/>
       <w:tab/>
-      <w:t>2024-12-19</w:t>
+      <w:t>2024-12-20</w:t>
       <w:br/>
       <w:br/>
     </w:r>

--- a/tillsyn/A 48997-2024 tillsynsbegäran.docx
+++ b/tillsyn/A 48997-2024 tillsynsbegäran.docx
@@ -875,7 +875,7 @@
     <w:r>
       <w:tab/>
       <w:tab/>
-      <w:t>2024-12-20</w:t>
+      <w:t>2024-12-22</w:t>
       <w:br/>
       <w:br/>
     </w:r>

--- a/tillsyn/A 48997-2024 tillsynsbegäran.docx
+++ b/tillsyn/A 48997-2024 tillsynsbegäran.docx
@@ -875,7 +875,7 @@
     <w:r>
       <w:tab/>
       <w:tab/>
-      <w:t>2024-12-22</w:t>
+      <w:t>2024-12-23</w:t>
       <w:br/>
       <w:br/>
     </w:r>

--- a/tillsyn/A 48997-2024 tillsynsbegäran.docx
+++ b/tillsyn/A 48997-2024 tillsynsbegäran.docx
@@ -875,7 +875,7 @@
     <w:r>
       <w:tab/>
       <w:tab/>
-      <w:t>2024-12-23</w:t>
+      <w:t>2024-12-24</w:t>
       <w:br/>
       <w:br/>
     </w:r>

--- a/tillsyn/A 48997-2024 tillsynsbegäran.docx
+++ b/tillsyn/A 48997-2024 tillsynsbegäran.docx
@@ -875,7 +875,7 @@
     <w:r>
       <w:tab/>
       <w:tab/>
-      <w:t>2024-12-31</w:t>
+      <w:t>2025-01-01</w:t>
       <w:br/>
       <w:br/>
     </w:r>

--- a/tillsyn/A 48997-2024 tillsynsbegäran.docx
+++ b/tillsyn/A 48997-2024 tillsynsbegäran.docx
@@ -875,7 +875,7 @@
     <w:r>
       <w:tab/>
       <w:tab/>
-      <w:t>2025-01-01</w:t>
+      <w:t>2025-01-02</w:t>
       <w:br/>
       <w:br/>
     </w:r>

--- a/tillsyn/A 48997-2024 tillsynsbegäran.docx
+++ b/tillsyn/A 48997-2024 tillsynsbegäran.docx
@@ -875,7 +875,7 @@
     <w:r>
       <w:tab/>
       <w:tab/>
-      <w:t>2025-01-02</w:t>
+      <w:t>2025-01-03</w:t>
       <w:br/>
       <w:br/>
     </w:r>

--- a/tillsyn/A 48997-2024 tillsynsbegäran.docx
+++ b/tillsyn/A 48997-2024 tillsynsbegäran.docx
@@ -1000,7 +1000,7 @@
     <w:r>
       <w:tab/>
       <w:tab/>
-      <w:t>2025-01-30</w:t>
+      <w:t>2025-01-31</w:t>
       <w:br/>
       <w:br/>
     </w:r>

--- a/tillsyn/A 48997-2024 tillsynsbegäran.docx
+++ b/tillsyn/A 48997-2024 tillsynsbegäran.docx
@@ -1000,7 +1000,7 @@
     <w:r>
       <w:tab/>
       <w:tab/>
-      <w:t>2025-01-31</w:t>
+      <w:t>2025-02-02</w:t>
       <w:br/>
       <w:br/>
     </w:r>

--- a/tillsyn/A 48997-2024 tillsynsbegäran.docx
+++ b/tillsyn/A 48997-2024 tillsynsbegäran.docx
@@ -1000,7 +1000,7 @@
     <w:r>
       <w:tab/>
       <w:tab/>
-      <w:t>2025-02-02</w:t>
+      <w:t>2025-02-03</w:t>
       <w:br/>
       <w:br/>
     </w:r>

--- a/tillsyn/A 48997-2024 tillsynsbegäran.docx
+++ b/tillsyn/A 48997-2024 tillsynsbegäran.docx
@@ -1000,7 +1000,7 @@
     <w:r>
       <w:tab/>
       <w:tab/>
-      <w:t>2025-02-03</w:t>
+      <w:t>2025-02-04</w:t>
       <w:br/>
       <w:br/>
     </w:r>

--- a/tillsyn/A 48997-2024 tillsynsbegäran.docx
+++ b/tillsyn/A 48997-2024 tillsynsbegäran.docx
@@ -1000,7 +1000,7 @@
     <w:r>
       <w:tab/>
       <w:tab/>
-      <w:t>2025-02-04</w:t>
+      <w:t>2025-02-05</w:t>
       <w:br/>
       <w:br/>
     </w:r>

--- a/tillsyn/A 48997-2024 tillsynsbegäran.docx
+++ b/tillsyn/A 48997-2024 tillsynsbegäran.docx
@@ -1000,7 +1000,7 @@
     <w:r>
       <w:tab/>
       <w:tab/>
-      <w:t>2025-02-05</w:t>
+      <w:t>2025-02-06</w:t>
       <w:br/>
       <w:br/>
     </w:r>

--- a/tillsyn/A 48997-2024 tillsynsbegäran.docx
+++ b/tillsyn/A 48997-2024 tillsynsbegäran.docx
@@ -1000,7 +1000,7 @@
     <w:r>
       <w:tab/>
       <w:tab/>
-      <w:t>2025-02-06</w:t>
+      <w:t>2025-02-07</w:t>
       <w:br/>
       <w:br/>
     </w:r>

--- a/tillsyn/A 48997-2024 tillsynsbegäran.docx
+++ b/tillsyn/A 48997-2024 tillsynsbegäran.docx
@@ -1000,7 +1000,7 @@
     <w:r>
       <w:tab/>
       <w:tab/>
-      <w:t>2025-02-07</w:t>
+      <w:t>2025-02-08</w:t>
       <w:br/>
       <w:br/>
     </w:r>

--- a/tillsyn/A 48997-2024 tillsynsbegäran.docx
+++ b/tillsyn/A 48997-2024 tillsynsbegäran.docx
@@ -1000,7 +1000,7 @@
     <w:r>
       <w:tab/>
       <w:tab/>
-      <w:t>2025-02-08</w:t>
+      <w:t>2025-02-09</w:t>
       <w:br/>
       <w:br/>
     </w:r>

--- a/tillsyn/A 48997-2024 tillsynsbegäran.docx
+++ b/tillsyn/A 48997-2024 tillsynsbegäran.docx
@@ -1000,7 +1000,7 @@
     <w:r>
       <w:tab/>
       <w:tab/>
-      <w:t>2025-02-09</w:t>
+      <w:t>2025-02-10</w:t>
       <w:br/>
       <w:br/>
     </w:r>

--- a/tillsyn/A 48997-2024 tillsynsbegäran.docx
+++ b/tillsyn/A 48997-2024 tillsynsbegäran.docx
@@ -1000,7 +1000,7 @@
     <w:r>
       <w:tab/>
       <w:tab/>
-      <w:t>2025-02-10</w:t>
+      <w:t>2025-02-11</w:t>
       <w:br/>
       <w:br/>
     </w:r>

--- a/tillsyn/A 48997-2024 tillsynsbegäran.docx
+++ b/tillsyn/A 48997-2024 tillsynsbegäran.docx
@@ -1000,7 +1000,7 @@
     <w:r>
       <w:tab/>
       <w:tab/>
-      <w:t>2025-02-11</w:t>
+      <w:t>2025-02-12</w:t>
       <w:br/>
       <w:br/>
     </w:r>

--- a/tillsyn/A 48997-2024 tillsynsbegäran.docx
+++ b/tillsyn/A 48997-2024 tillsynsbegäran.docx
@@ -1000,7 +1000,7 @@
     <w:r>
       <w:tab/>
       <w:tab/>
-      <w:t>2025-02-12</w:t>
+      <w:t>2025-02-13</w:t>
       <w:br/>
       <w:br/>
     </w:r>

--- a/tillsyn/A 48997-2024 tillsynsbegäran.docx
+++ b/tillsyn/A 48997-2024 tillsynsbegäran.docx
@@ -1000,7 +1000,7 @@
     <w:r>
       <w:tab/>
       <w:tab/>
-      <w:t>2025-02-13</w:t>
+      <w:t>2025-02-14</w:t>
       <w:br/>
       <w:br/>
     </w:r>

--- a/tillsyn/A 48997-2024 tillsynsbegäran.docx
+++ b/tillsyn/A 48997-2024 tillsynsbegäran.docx
@@ -1000,7 +1000,7 @@
     <w:r>
       <w:tab/>
       <w:tab/>
-      <w:t>2025-02-14</w:t>
+      <w:t>2025-02-15</w:t>
       <w:br/>
       <w:br/>
     </w:r>

--- a/tillsyn/A 48997-2024 tillsynsbegäran.docx
+++ b/tillsyn/A 48997-2024 tillsynsbegäran.docx
@@ -1000,7 +1000,7 @@
     <w:r>
       <w:tab/>
       <w:tab/>
-      <w:t>2025-02-15</w:t>
+      <w:t>2025-02-16</w:t>
       <w:br/>
       <w:br/>
     </w:r>

--- a/tillsyn/A 48997-2024 tillsynsbegäran.docx
+++ b/tillsyn/A 48997-2024 tillsynsbegäran.docx
@@ -1000,7 +1000,7 @@
     <w:r>
       <w:tab/>
       <w:tab/>
-      <w:t>2025-02-16</w:t>
+      <w:t>2025-02-17</w:t>
       <w:br/>
       <w:br/>
     </w:r>

--- a/tillsyn/A 48997-2024 tillsynsbegäran.docx
+++ b/tillsyn/A 48997-2024 tillsynsbegäran.docx
@@ -1000,7 +1000,7 @@
     <w:r>
       <w:tab/>
       <w:tab/>
-      <w:t>2025-02-17</w:t>
+      <w:t>2025-02-18</w:t>
       <w:br/>
       <w:br/>
     </w:r>

--- a/tillsyn/A 48997-2024 tillsynsbegäran.docx
+++ b/tillsyn/A 48997-2024 tillsynsbegäran.docx
@@ -1000,7 +1000,7 @@
     <w:r>
       <w:tab/>
       <w:tab/>
-      <w:t>2025-02-18</w:t>
+      <w:t>2025-02-19</w:t>
       <w:br/>
       <w:br/>
     </w:r>

--- a/tillsyn/A 48997-2024 tillsynsbegäran.docx
+++ b/tillsyn/A 48997-2024 tillsynsbegäran.docx
@@ -1000,7 +1000,7 @@
     <w:r>
       <w:tab/>
       <w:tab/>
-      <w:t>2025-03-02</w:t>
+      <w:t>2025-03-03</w:t>
       <w:br/>
       <w:br/>
     </w:r>

--- a/tillsyn/A 48997-2024 tillsynsbegäran.docx
+++ b/tillsyn/A 48997-2024 tillsynsbegäran.docx
@@ -1000,7 +1000,7 @@
     <w:r>
       <w:tab/>
       <w:tab/>
-      <w:t>2025-03-03</w:t>
+      <w:t>2025-03-04</w:t>
       <w:br/>
       <w:br/>
     </w:r>

--- a/tillsyn/A 48997-2024 tillsynsbegäran.docx
+++ b/tillsyn/A 48997-2024 tillsynsbegäran.docx
@@ -1000,7 +1000,7 @@
     <w:r>
       <w:tab/>
       <w:tab/>
-      <w:t>2025-03-04</w:t>
+      <w:t>2025-03-05</w:t>
       <w:br/>
       <w:br/>
     </w:r>

--- a/tillsyn/A 48997-2024 tillsynsbegäran.docx
+++ b/tillsyn/A 48997-2024 tillsynsbegäran.docx
@@ -1000,7 +1000,7 @@
     <w:r>
       <w:tab/>
       <w:tab/>
-      <w:t>2025-03-05</w:t>
+      <w:t>2025-03-06</w:t>
       <w:br/>
       <w:br/>
     </w:r>

--- a/tillsyn/A 48997-2024 tillsynsbegäran.docx
+++ b/tillsyn/A 48997-2024 tillsynsbegäran.docx
@@ -1000,7 +1000,7 @@
     <w:r>
       <w:tab/>
       <w:tab/>
-      <w:t>2025-03-06</w:t>
+      <w:t>2025-03-07</w:t>
       <w:br/>
       <w:br/>
     </w:r>

--- a/tillsyn/A 48997-2024 tillsynsbegäran.docx
+++ b/tillsyn/A 48997-2024 tillsynsbegäran.docx
@@ -1000,7 +1000,7 @@
     <w:r>
       <w:tab/>
       <w:tab/>
-      <w:t>2025-03-07</w:t>
+      <w:t>2025-03-08</w:t>
       <w:br/>
       <w:br/>
     </w:r>

--- a/tillsyn/A 48997-2024 tillsynsbegäran.docx
+++ b/tillsyn/A 48997-2024 tillsynsbegäran.docx
@@ -1000,7 +1000,7 @@
     <w:r>
       <w:tab/>
       <w:tab/>
-      <w:t>2025-03-08</w:t>
+      <w:t>2025-03-09</w:t>
       <w:br/>
       <w:br/>
     </w:r>

--- a/tillsyn/A 48997-2024 tillsynsbegäran.docx
+++ b/tillsyn/A 48997-2024 tillsynsbegäran.docx
@@ -1000,7 +1000,7 @@
     <w:r>
       <w:tab/>
       <w:tab/>
-      <w:t>2025-03-09</w:t>
+      <w:t>2025-03-10</w:t>
       <w:br/>
       <w:br/>
     </w:r>

--- a/tillsyn/A 48997-2024 tillsynsbegäran.docx
+++ b/tillsyn/A 48997-2024 tillsynsbegäran.docx
@@ -1000,7 +1000,7 @@
     <w:r>
       <w:tab/>
       <w:tab/>
-      <w:t>2025-03-10</w:t>
+      <w:t>2025-03-11</w:t>
       <w:br/>
       <w:br/>
     </w:r>

--- a/tillsyn/A 48997-2024 tillsynsbegäran.docx
+++ b/tillsyn/A 48997-2024 tillsynsbegäran.docx
@@ -1000,7 +1000,7 @@
     <w:r>
       <w:tab/>
       <w:tab/>
-      <w:t>2025-03-11</w:t>
+      <w:t>2025-03-12</w:t>
       <w:br/>
       <w:br/>
     </w:r>

--- a/tillsyn/A 48997-2024 tillsynsbegäran.docx
+++ b/tillsyn/A 48997-2024 tillsynsbegäran.docx
@@ -1000,7 +1000,7 @@
     <w:r>
       <w:tab/>
       <w:tab/>
-      <w:t>2025-03-12</w:t>
+      <w:t>2025-03-13</w:t>
       <w:br/>
       <w:br/>
     </w:r>

--- a/tillsyn/A 48997-2024 tillsynsbegäran.docx
+++ b/tillsyn/A 48997-2024 tillsynsbegäran.docx
@@ -1000,7 +1000,7 @@
     <w:r>
       <w:tab/>
       <w:tab/>
-      <w:t>2025-03-13</w:t>
+      <w:t>2025-03-14</w:t>
       <w:br/>
       <w:br/>
     </w:r>

--- a/tillsyn/A 48997-2024 tillsynsbegäran.docx
+++ b/tillsyn/A 48997-2024 tillsynsbegäran.docx
@@ -1000,7 +1000,7 @@
     <w:r>
       <w:tab/>
       <w:tab/>
-      <w:t>2025-03-14</w:t>
+      <w:t>2025-03-15</w:t>
       <w:br/>
       <w:br/>
     </w:r>

--- a/tillsyn/A 48997-2024 tillsynsbegäran.docx
+++ b/tillsyn/A 48997-2024 tillsynsbegäran.docx
@@ -1000,7 +1000,7 @@
     <w:r>
       <w:tab/>
       <w:tab/>
-      <w:t>2025-03-15</w:t>
+      <w:t>2025-03-16</w:t>
       <w:br/>
       <w:br/>
     </w:r>

--- a/tillsyn/A 48997-2024 tillsynsbegäran.docx
+++ b/tillsyn/A 48997-2024 tillsynsbegäran.docx
@@ -1000,7 +1000,7 @@
     <w:r>
       <w:tab/>
       <w:tab/>
-      <w:t>2025-03-16</w:t>
+      <w:t>2025-03-17</w:t>
       <w:br/>
       <w:br/>
     </w:r>

--- a/tillsyn/A 48997-2024 tillsynsbegäran.docx
+++ b/tillsyn/A 48997-2024 tillsynsbegäran.docx
@@ -1000,7 +1000,7 @@
     <w:r>
       <w:tab/>
       <w:tab/>
-      <w:t>2025-03-17</w:t>
+      <w:t>2025-03-18</w:t>
       <w:br/>
       <w:br/>
     </w:r>

--- a/tillsyn/A 48997-2024 tillsynsbegäran.docx
+++ b/tillsyn/A 48997-2024 tillsynsbegäran.docx
@@ -1000,7 +1000,7 @@
     <w:r>
       <w:tab/>
       <w:tab/>
-      <w:t>2025-03-18</w:t>
+      <w:t>2025-03-19</w:t>
       <w:br/>
       <w:br/>
     </w:r>

--- a/tillsyn/A 48997-2024 tillsynsbegäran.docx
+++ b/tillsyn/A 48997-2024 tillsynsbegäran.docx
@@ -1000,7 +1000,7 @@
     <w:r>
       <w:tab/>
       <w:tab/>
-      <w:t>2025-03-19</w:t>
+      <w:t>2025-03-20</w:t>
       <w:br/>
       <w:br/>
     </w:r>

--- a/tillsyn/A 48997-2024 tillsynsbegäran.docx
+++ b/tillsyn/A 48997-2024 tillsynsbegäran.docx
@@ -1000,7 +1000,7 @@
     <w:r>
       <w:tab/>
       <w:tab/>
-      <w:t>2025-03-20</w:t>
+      <w:t>2025-03-21</w:t>
       <w:br/>
       <w:br/>
     </w:r>

--- a/tillsyn/A 48997-2024 tillsynsbegäran.docx
+++ b/tillsyn/A 48997-2024 tillsynsbegäran.docx
@@ -1000,7 +1000,7 @@
     <w:r>
       <w:tab/>
       <w:tab/>
-      <w:t>2025-03-21</w:t>
+      <w:t>2025-03-22</w:t>
       <w:br/>
       <w:br/>
     </w:r>

--- a/tillsyn/A 48997-2024 tillsynsbegäran.docx
+++ b/tillsyn/A 48997-2024 tillsynsbegäran.docx
@@ -1000,7 +1000,7 @@
     <w:r>
       <w:tab/>
       <w:tab/>
-      <w:t>2025-03-22</w:t>
+      <w:t>2025-03-23</w:t>
       <w:br/>
       <w:br/>
     </w:r>

--- a/tillsyn/A 48997-2024 tillsynsbegäran.docx
+++ b/tillsyn/A 48997-2024 tillsynsbegäran.docx
@@ -1000,7 +1000,7 @@
     <w:r>
       <w:tab/>
       <w:tab/>
-      <w:t>2025-03-23</w:t>
+      <w:t>2025-03-24</w:t>
       <w:br/>
       <w:br/>
     </w:r>

--- a/tillsyn/A 48997-2024 tillsynsbegäran.docx
+++ b/tillsyn/A 48997-2024 tillsynsbegäran.docx
@@ -1000,7 +1000,7 @@
     <w:r>
       <w:tab/>
       <w:tab/>
-      <w:t>2025-03-24</w:t>
+      <w:t>2025-03-25</w:t>
       <w:br/>
       <w:br/>
     </w:r>

--- a/tillsyn/A 48997-2024 tillsynsbegäran.docx
+++ b/tillsyn/A 48997-2024 tillsynsbegäran.docx
@@ -1000,7 +1000,7 @@
     <w:r>
       <w:tab/>
       <w:tab/>
-      <w:t>2025-03-25</w:t>
+      <w:t>2025-03-26</w:t>
       <w:br/>
       <w:br/>
     </w:r>

--- a/tillsyn/A 48997-2024 tillsynsbegäran.docx
+++ b/tillsyn/A 48997-2024 tillsynsbegäran.docx
@@ -1000,7 +1000,7 @@
     <w:r>
       <w:tab/>
       <w:tab/>
-      <w:t>2025-03-26</w:t>
+      <w:t>2025-03-27</w:t>
       <w:br/>
       <w:br/>
     </w:r>

--- a/tillsyn/A 48997-2024 tillsynsbegäran.docx
+++ b/tillsyn/A 48997-2024 tillsynsbegäran.docx
@@ -1000,7 +1000,7 @@
     <w:r>
       <w:tab/>
       <w:tab/>
-      <w:t>2025-03-27</w:t>
+      <w:t>2025-03-28</w:t>
       <w:br/>
       <w:br/>
     </w:r>

--- a/tillsyn/A 48997-2024 tillsynsbegäran.docx
+++ b/tillsyn/A 48997-2024 tillsynsbegäran.docx
@@ -1000,7 +1000,7 @@
     <w:r>
       <w:tab/>
       <w:tab/>
-      <w:t>2025-03-28</w:t>
+      <w:t>2025-03-29</w:t>
       <w:br/>
       <w:br/>
     </w:r>

--- a/tillsyn/A 48997-2024 tillsynsbegäran.docx
+++ b/tillsyn/A 48997-2024 tillsynsbegäran.docx
@@ -1000,7 +1000,7 @@
     <w:r>
       <w:tab/>
       <w:tab/>
-      <w:t>2025-04-02</w:t>
+      <w:t>2025-04-03</w:t>
       <w:br/>
       <w:br/>
     </w:r>

--- a/tillsyn/A 48997-2024 tillsynsbegäran.docx
+++ b/tillsyn/A 48997-2024 tillsynsbegäran.docx
@@ -1000,7 +1000,7 @@
     <w:r>
       <w:tab/>
       <w:tab/>
-      <w:t>2025-04-03</w:t>
+      <w:t>2025-04-05</w:t>
       <w:br/>
       <w:br/>
     </w:r>

--- a/tillsyn/A 48997-2024 tillsynsbegäran.docx
+++ b/tillsyn/A 48997-2024 tillsynsbegäran.docx
@@ -1000,7 +1000,7 @@
     <w:r>
       <w:tab/>
       <w:tab/>
-      <w:t>2025-04-05</w:t>
+      <w:t>2025-04-06</w:t>
       <w:br/>
       <w:br/>
     </w:r>

--- a/tillsyn/A 48997-2024 tillsynsbegäran.docx
+++ b/tillsyn/A 48997-2024 tillsynsbegäran.docx
@@ -1000,7 +1000,7 @@
     <w:r>
       <w:tab/>
       <w:tab/>
-      <w:t>2025-04-06</w:t>
+      <w:t>2025-04-07</w:t>
       <w:br/>
       <w:br/>
     </w:r>

--- a/tillsyn/A 48997-2024 tillsynsbegäran.docx
+++ b/tillsyn/A 48997-2024 tillsynsbegäran.docx
@@ -1000,7 +1000,7 @@
     <w:r>
       <w:tab/>
       <w:tab/>
-      <w:t>2025-04-07</w:t>
+      <w:t>2025-04-08</w:t>
       <w:br/>
       <w:br/>
     </w:r>

--- a/tillsyn/A 48997-2024 tillsynsbegäran.docx
+++ b/tillsyn/A 48997-2024 tillsynsbegäran.docx
@@ -1000,7 +1000,7 @@
     <w:r>
       <w:tab/>
       <w:tab/>
-      <w:t>2025-04-08</w:t>
+      <w:t>2025-04-09</w:t>
       <w:br/>
       <w:br/>
     </w:r>

--- a/tillsyn/A 48997-2024 tillsynsbegäran.docx
+++ b/tillsyn/A 48997-2024 tillsynsbegäran.docx
@@ -117,6 +117,17 @@
         <w:rPr>
           <w:b/>
         </w:rPr>
+        <w:t>Garnlav (NT)</w:t>
+      </w:r>
+      <w:r>
+        <w:t xml:space="preserve"> är en utpräglad barrskogsart som ibland kan drapera träden i norrländska grannaturskogar med hög luftfuktighet. Den förekommer även i talldominerade bestånd där den, förutom i trädens grenverk, påträffas hängande över ojämnheter i tallbarken. Arten har minskat starkt i södra och mellersta Sverige och den minskar även i sitt nordliga utbredningsområde. Orsaken till tillbakagången beror främst på slutavverkningar av naturskogsartade skogar. Bestånd med riklig förekomst bör regelmässigt sparas. Garnlav är värdväxt för den mycket sällsynta och akut hotade fjärilen barrskogslavfly (CR) som hör hemma i boreala barrskogar med riklig förekomst av värdväxten. Tidigare kunde arten konstateras årligen på flera platser vid Dala-Floda i Dalarna innan lokalerna kalavverkades. Senaste fyndet i landet av barrskogslavfly är från år 2000 då den påträffades vid Högberget i Sollefteå kommun (SLU Artdatabanken, 2024).</w:t>
+      </w:r>
+    </w:p>
+    <w:p>
+      <w:r>
+        <w:rPr>
+          <w:b/>
+        </w:rPr>
         <w:t>Lunglav (NT)</w:t>
       </w:r>
       <w:r>
@@ -163,6 +174,46 @@
       </w:r>
       <w:r>
         <w:t>, rödlistad som sårbar, påträffas i gamla barrskogar eller lövskogar med mycket hög och jämn luftfuktighet. Arten är placerad i toppen av Skogsstyrelsens värdepyramid för bedömning av skog med höga naturvärden och alla skogsbruksåtgärder som kan påverka hydrologi och fuktighetsförhållandena på eller i omedelbar närhet av växtplatserna, t.ex. utglesning eller slutavverkning, är ett hot. Samtliga förekomster bör skyddas tillsammans med väl tilltagna skyddszoner (Nitare &amp; Skogsstyrelsen, 2019; SLU Artdatabanken, 2024).</w:t>
+      </w:r>
+    </w:p>
+    <w:p>
+      <w:r>
+        <w:rPr>
+          <w:b/>
+        </w:rPr>
+        <w:t>Ullticka (NT)</w:t>
+      </w:r>
+      <w:r>
+        <w:t xml:space="preserve"> är knuten till restbestånd av barrnaturskog och förekommer med ett tydligt optimum i orörda eller måttligt påverkade gamla granskogar där det föreligger viss kontinuitet av grov död ved. Ullticka är en bra signalart inom hela sitt utbredningsområde och i södra Sverige är den sällsynt och en god signalart för skyddsvärda granskogsmiljöer. Den hotas av avverkning och fragmentering av naturskog och äldre granskog med lång trädkontinuitet. På ullticka kan ibland ulltickeporing (VU) påträffas - det är en sällsynt ticka som nyligen delats upp i tre olika arter: </w:t>
+      </w:r>
+      <w:r>
+        <w:rPr>
+          <w:i/>
+        </w:rPr>
+        <w:t xml:space="preserve">Skeletocutis brevispora </w:t>
+      </w:r>
+      <w:r>
+        <w:t>(ulltickeporing)</w:t>
+      </w:r>
+      <w:r>
+        <w:rPr>
+          <w:i/>
+        </w:rPr>
+        <w:t>, Skeletocutis delicata och Skeletocutis exilis</w:t>
+      </w:r>
+      <w:r>
+        <w:t>. De två sistnämnda arterna står för närvarande (2020) som ej bedömda i rödlistan (SLU Artdatabanken, 2024; Nitare &amp; Skogsstyrelsen, 2019; Miettinen &amp; Niemelä, 2018).</w:t>
+      </w:r>
+    </w:p>
+    <w:p>
+      <w:r>
+        <w:rPr>
+          <w:b/>
+        </w:rPr>
+        <w:t xml:space="preserve">Vedtrappmossa (NT) </w:t>
+      </w:r>
+      <w:r>
+        <w:t>växer på död ved, främst i gammal granskog. Den förekommer knappast alls i fjällnära barrskogar utan finns i skogslandskapet nedom fjällen och framför allt i landets södra delar är den en mycket bra signalart för barrnaturskog med höga naturvärden. Skogsavverkning och brist på grov död ved i skogen är de allvarligaste hoten och den överlever inte kalhyggesbruk. Lokaler med sluten granskog, tillräckligt stora för att säkerställa ett kontinuerligt tillskott på grova lågor, bör undantas från storskaligt skogsbruk (SLU Artdatabanken, 2024).</w:t>
       </w:r>
     </w:p>
     <w:p>
@@ -409,7 +460,7 @@
         <w:t xml:space="preserve">Level and pattern of overstory retention interact to shape long-term responses of understories to timber harvest. </w:t>
       </w:r>
       <w:r>
-        <w:t xml:space="preserve">Ecological Applications, 22, 2049–2064 </w:t>
+        <w:t>Ecological Applications, 22, 2049–2064</w:t>
       </w:r>
     </w:p>
     <w:p>
@@ -599,7 +650,7 @@
     </w:p>
     <w:p>
       <w:r>
-        <w:t xml:space="preserve">Talltita är rödlistad som NT, fridlyst och prioriterad art i Skogsvårdslagen. Den omfattas av EU:s fågeldirektiv. Arten har minskat kraftigt de senaste 30 åren och minskningstakten innevarande 10-årsperiod beräknas till 20 (10–30) % (SLU Artdatabanken, 2022). </w:t>
+        <w:t>Talltita är rödlistad som NT, fridlyst och prioriterad art i Skogsvårdslagen. Den omfattas av EU:s fågeldirektiv. Arten har minskat kraftigt de senaste 30 åren och minskningstakten innevarande 10-årsperiod beräknas till 20 (10–30) % (SLU Artdatabanken, 2022).</w:t>
       </w:r>
     </w:p>
     <w:p>
@@ -636,7 +687,7 @@
         <w:t xml:space="preserve">Differential demographic responses of sympatric Parids to vegetation management in boreal forest. </w:t>
       </w:r>
       <w:r>
-        <w:t xml:space="preserve">For. Ecol. Manage. 319, 169–175. </w:t>
+        <w:t>For. Ecol. Manage. 319, 169–175.</w:t>
       </w:r>
     </w:p>
     <w:p>
@@ -650,7 +701,7 @@
         <w:t xml:space="preserve">Coherence, composition and territories of winter social groups of the Willow Tit Parus montanus and the Crested Tit P. cristatus. </w:t>
       </w:r>
       <w:r>
-        <w:t xml:space="preserve">Ornis Scandinavica, 10, pp 56–68 </w:t>
+        <w:t>Ornis Scandinavica, 10, pp 56–68</w:t>
       </w:r>
     </w:p>
     <w:p>
@@ -664,7 +715,7 @@
         <w:t xml:space="preserve">Impact of forestry practices on fitness correlates and population productivity in an open-nesting bird species. </w:t>
       </w:r>
       <w:r>
-        <w:t xml:space="preserve">Conserv. Biol. 21, 767–774. https://doi.org/10.1111/j.1523- 1739.2007.00675.x </w:t>
+        <w:t>Conserv. Biol. 21, 767–774. https://doi.org/10.1111/j.1523- 1739.2007.00675.x</w:t>
       </w:r>
     </w:p>
     <w:p>
@@ -744,7 +795,7 @@
     </w:p>
     <w:p>
       <w:r>
-        <w:t xml:space="preserve">Permanenta revir av tretåig hackspett karaktäriseras ofta av artens typiska ringformigt ordnade hackmärken på framför allt gamla granar. För att säkerställa att inte revir av tretåig hackspett drabbas av avverkningsplanerna bör en inventering göras i området både under häckningstid och under vintern, då arten utnyttjar betydligt större områden än under sommarens häckningsrevir. Storleken på häckningsreviret varierar med skogstypen, förekomsten av död ved och graden av fragmentering, men är i allmänhet i storleksordningen 25–100 hektar. </w:t>
+        <w:t>Permanenta revir av tretåig hackspett karaktäriseras ofta av artens typiska ringformigt ordnade hackmärken på framför allt gamla granar. För att säkerställa att inte revir av tretåig hackspett drabbas av avverkningsplanerna bör en inventering göras i området både under häckningstid och under vintern, då arten utnyttjar betydligt större områden än under sommarens häckningsrevir. Storleken på häckningsreviret varierar med skogstypen, förekomsten av död ved och graden av fragmentering, men är i allmänhet i storleksordningen 25–100 hektar.</w:t>
       </w:r>
     </w:p>
     <w:p>
@@ -1000,7 +1051,7 @@
     <w:r>
       <w:tab/>
       <w:tab/>
-      <w:t>2025-04-09</w:t>
+      <w:t>2025-04-10</w:t>
       <w:br/>
       <w:br/>
     </w:r>

--- a/tillsyn/A 48997-2024 tillsynsbegäran.docx
+++ b/tillsyn/A 48997-2024 tillsynsbegäran.docx
@@ -1051,7 +1051,7 @@
     <w:r>
       <w:tab/>
       <w:tab/>
-      <w:t>2025-04-10</w:t>
+      <w:t>2025-04-11</w:t>
       <w:br/>
       <w:br/>
     </w:r>

--- a/tillsyn/A 48997-2024 tillsynsbegäran.docx
+++ b/tillsyn/A 48997-2024 tillsynsbegäran.docx
@@ -1051,7 +1051,7 @@
     <w:r>
       <w:tab/>
       <w:tab/>
-      <w:t>2025-04-11</w:t>
+      <w:t>2025-04-12</w:t>
       <w:br/>
       <w:br/>
     </w:r>

--- a/tillsyn/A 48997-2024 tillsynsbegäran.docx
+++ b/tillsyn/A 48997-2024 tillsynsbegäran.docx
@@ -1051,7 +1051,7 @@
     <w:r>
       <w:tab/>
       <w:tab/>
-      <w:t>2025-04-12</w:t>
+      <w:t>2025-04-13</w:t>
       <w:br/>
       <w:br/>
     </w:r>

--- a/tillsyn/A 48997-2024 tillsynsbegäran.docx
+++ b/tillsyn/A 48997-2024 tillsynsbegäran.docx
@@ -341,7 +341,7 @@
         <w:t>Tretåig hackspett (NT, §4)</w:t>
       </w:r>
       <w:r>
-        <w:t xml:space="preserve"> är rödlistad som nära hotad och ingår i bilaga 1 i EU:s fågeldirektiv. Tretåig hackspett är för sin överlevnad beroende av kontinuerlig tillförsel av äldre döende och död ved, som sker genom naturliga självgallringsprocesser i äldre grannaturskogar och barrblandade naturskogar. Om en skog genom skogsbruk gallras eller glesas ur så upphör och uteblir i stort sett den naturliga självgallringsprocessen för mycket lång tid framöver vilket omöjliggör upprätthållandet av den kontinuerliga ekologiska funktionen i ett område. Det finns studier som visar att naturskogens självgallringsprocess som den tretåiga hackspetten är beroende av, inte kan ersättas med efterlämnad hänsyn i skogsbruket (Imbeau &amp; Desrochers, 2002). Storleken på häckningsreviret varierar med skogstypen, förekomsten av död ved och graden av fragmentering, men är i allmänhet i storleksordningen 25–100 hektar. Vintertid krävs ofta betydligt större områden och det finns studier som antyder att arten behöver minst 100 hektar äldre skog. I områden med låg bonitet kan det behövas över 200 hektar lämpligt habitat för att ett par ska kunna reproducera sig (Skogsstyrelsen, 2016).</w:t>
+        <w:t xml:space="preserve"> är rödlistad som nära hotad och ingår i bilaga 1 i EU:s fågeldirektiv. Tretåig hackspett är för sin överlevnad beroende av kontinuerlig tillförsel av äldre döende och död ved, som sker genom naturliga självgallringsprocesser i äldre grannaturskogar och barrblandade naturskogar. Om en skog genom skogsbruk gallras eller glesas ur så upphör och uteblir i stort sett den naturliga självgallringsprocessen för mycket lång tid framöver vilket omöjliggör upprätthållandet av den kontinuerliga ekologiska funktionen i ett område. Det finns studier som visar att naturskogens självgallringsprocess som den tretåiga hackspetten är beroende av, inte kan ersättas med efterlämnad hänsyn i skogsbruket (Imbeau &amp; Desrochers, 2002). Storleken på häckningsreviret varierar med skogstypen, förekomsten av död ved och graden av fragmentering, men är i allmänhet i storleksordningen 25–100 hektar. Vintertid krävs ofta betydligt större områden och det finns studier som antyder att arten behöver minst 100 hektar äldre skog. I områden med låg bonitet kan det behövas över 200 hektar lämpligt habitat för att ett par ska kunna reproducera sig. Områden med dokumenterad permanent förekomst i naturskogsmiljöer har vanligen så stora naturvärden att skogsbruk är olämpligt (Skogsstyrelsen, 2016).</w:t>
       </w:r>
     </w:p>
     <w:p>
@@ -1051,7 +1051,7 @@
     <w:r>
       <w:tab/>
       <w:tab/>
-      <w:t>2025-04-13</w:t>
+      <w:t>2025-04-14</w:t>
       <w:br/>
       <w:br/>
     </w:r>

--- a/tillsyn/A 48997-2024 tillsynsbegäran.docx
+++ b/tillsyn/A 48997-2024 tillsynsbegäran.docx
@@ -1051,7 +1051,7 @@
     <w:r>
       <w:tab/>
       <w:tab/>
-      <w:t>2025-04-14</w:t>
+      <w:t>2025-04-15</w:t>
       <w:br/>
       <w:br/>
     </w:r>

--- a/tillsyn/A 48997-2024 tillsynsbegäran.docx
+++ b/tillsyn/A 48997-2024 tillsynsbegäran.docx
@@ -1051,7 +1051,7 @@
     <w:r>
       <w:tab/>
       <w:tab/>
-      <w:t>2025-04-15</w:t>
+      <w:t>2025-04-16</w:t>
       <w:br/>
       <w:br/>
     </w:r>

--- a/tillsyn/A 48997-2024 tillsynsbegäran.docx
+++ b/tillsyn/A 48997-2024 tillsynsbegäran.docx
@@ -1051,7 +1051,7 @@
     <w:r>
       <w:tab/>
       <w:tab/>
-      <w:t>2025-04-16</w:t>
+      <w:t>2025-04-17</w:t>
       <w:br/>
       <w:br/>
     </w:r>

--- a/tillsyn/A 48997-2024 tillsynsbegäran.docx
+++ b/tillsyn/A 48997-2024 tillsynsbegäran.docx
@@ -1051,7 +1051,7 @@
     <w:r>
       <w:tab/>
       <w:tab/>
-      <w:t>2025-04-17</w:t>
+      <w:t>2025-04-18</w:t>
       <w:br/>
       <w:br/>
     </w:r>

--- a/tillsyn/A 48997-2024 tillsynsbegäran.docx
+++ b/tillsyn/A 48997-2024 tillsynsbegäran.docx
@@ -1051,7 +1051,7 @@
     <w:r>
       <w:tab/>
       <w:tab/>
-      <w:t>2025-04-18</w:t>
+      <w:t>2025-04-19</w:t>
       <w:br/>
       <w:br/>
     </w:r>

--- a/tillsyn/A 48997-2024 tillsynsbegäran.docx
+++ b/tillsyn/A 48997-2024 tillsynsbegäran.docx
@@ -1095,7 +1095,7 @@
     <w:r>
       <w:tab/>
       <w:tab/>
-      <w:t>2025-05-03</w:t>
+      <w:t>2025-05-04</w:t>
       <w:br/>
       <w:br/>
     </w:r>

--- a/tillsyn/A 48997-2024 tillsynsbegäran.docx
+++ b/tillsyn/A 48997-2024 tillsynsbegäran.docx
@@ -1095,7 +1095,7 @@
     <w:r>
       <w:tab/>
       <w:tab/>
-      <w:t>2025-05-04</w:t>
+      <w:t>2025-05-06</w:t>
       <w:br/>
       <w:br/>
     </w:r>

--- a/tillsyn/A 48997-2024 tillsynsbegäran.docx
+++ b/tillsyn/A 48997-2024 tillsynsbegäran.docx
@@ -1095,7 +1095,7 @@
     <w:r>
       <w:tab/>
       <w:tab/>
-      <w:t>2025-05-06</w:t>
+      <w:t>2025-05-07</w:t>
       <w:br/>
       <w:br/>
     </w:r>

--- a/tillsyn/A 48997-2024 tillsynsbegäran.docx
+++ b/tillsyn/A 48997-2024 tillsynsbegäran.docx
@@ -1095,7 +1095,7 @@
     <w:r>
       <w:tab/>
       <w:tab/>
-      <w:t>2025-05-07</w:t>
+      <w:t>2025-05-08</w:t>
       <w:br/>
       <w:br/>
     </w:r>

--- a/tillsyn/A 48997-2024 tillsynsbegäran.docx
+++ b/tillsyn/A 48997-2024 tillsynsbegäran.docx
@@ -1095,7 +1095,7 @@
     <w:r>
       <w:tab/>
       <w:tab/>
-      <w:t>2025-05-08</w:t>
+      <w:t>2025-05-09</w:t>
       <w:br/>
       <w:br/>
     </w:r>

--- a/tillsyn/A 48997-2024 tillsynsbegäran.docx
+++ b/tillsyn/A 48997-2024 tillsynsbegäran.docx
@@ -1095,7 +1095,7 @@
     <w:r>
       <w:tab/>
       <w:tab/>
-      <w:t>2025-05-09</w:t>
+      <w:t>2025-05-10</w:t>
       <w:br/>
       <w:br/>
     </w:r>

--- a/tillsyn/A 48997-2024 tillsynsbegäran.docx
+++ b/tillsyn/A 48997-2024 tillsynsbegäran.docx
@@ -1095,7 +1095,7 @@
     <w:r>
       <w:tab/>
       <w:tab/>
-      <w:t>2025-05-10</w:t>
+      <w:t>2025-05-11</w:t>
       <w:br/>
       <w:br/>
     </w:r>

--- a/tillsyn/A 48997-2024 tillsynsbegäran.docx
+++ b/tillsyn/A 48997-2024 tillsynsbegäran.docx
@@ -1095,7 +1095,7 @@
     <w:r>
       <w:tab/>
       <w:tab/>
-      <w:t>2025-05-11</w:t>
+      <w:t>2025-05-12</w:t>
       <w:br/>
       <w:br/>
     </w:r>

--- a/tillsyn/A 48997-2024 tillsynsbegäran.docx
+++ b/tillsyn/A 48997-2024 tillsynsbegäran.docx
@@ -1095,7 +1095,7 @@
     <w:r>
       <w:tab/>
       <w:tab/>
-      <w:t>2025-05-12</w:t>
+      <w:t>2025-05-13</w:t>
       <w:br/>
       <w:br/>
     </w:r>

--- a/tillsyn/A 48997-2024 tillsynsbegäran.docx
+++ b/tillsyn/A 48997-2024 tillsynsbegäran.docx
@@ -1095,7 +1095,7 @@
     <w:r>
       <w:tab/>
       <w:tab/>
-      <w:t>2025-05-13</w:t>
+      <w:t>2025-05-14</w:t>
       <w:br/>
       <w:br/>
     </w:r>

--- a/tillsyn/A 48997-2024 tillsynsbegäran.docx
+++ b/tillsyn/A 48997-2024 tillsynsbegäran.docx
@@ -1095,7 +1095,7 @@
     <w:r>
       <w:tab/>
       <w:tab/>
-      <w:t>2025-05-14</w:t>
+      <w:t>2025-05-15</w:t>
       <w:br/>
       <w:br/>
     </w:r>

--- a/tillsyn/A 48997-2024 tillsynsbegäran.docx
+++ b/tillsyn/A 48997-2024 tillsynsbegäran.docx
@@ -1095,7 +1095,7 @@
     <w:r>
       <w:tab/>
       <w:tab/>
-      <w:t>2025-05-15</w:t>
+      <w:t>2025-05-16</w:t>
       <w:br/>
       <w:br/>
     </w:r>

--- a/tillsyn/A 48997-2024 tillsynsbegäran.docx
+++ b/tillsyn/A 48997-2024 tillsynsbegäran.docx
@@ -1095,7 +1095,7 @@
     <w:r>
       <w:tab/>
       <w:tab/>
-      <w:t>2025-05-16</w:t>
+      <w:t>2025-05-17</w:t>
       <w:br/>
       <w:br/>
     </w:r>

--- a/tillsyn/A 48997-2024 tillsynsbegäran.docx
+++ b/tillsyn/A 48997-2024 tillsynsbegäran.docx
@@ -1095,7 +1095,7 @@
     <w:r>
       <w:tab/>
       <w:tab/>
-      <w:t>2025-05-17</w:t>
+      <w:t>2025-05-18</w:t>
       <w:br/>
       <w:br/>
     </w:r>

--- a/tillsyn/A 48997-2024 tillsynsbegäran.docx
+++ b/tillsyn/A 48997-2024 tillsynsbegäran.docx
@@ -1095,7 +1095,7 @@
     <w:r>
       <w:tab/>
       <w:tab/>
-      <w:t>2025-05-18</w:t>
+      <w:t>2025-05-19</w:t>
       <w:br/>
       <w:br/>
     </w:r>

--- a/tillsyn/A 48997-2024 tillsynsbegäran.docx
+++ b/tillsyn/A 48997-2024 tillsynsbegäran.docx
@@ -1095,7 +1095,7 @@
     <w:r>
       <w:tab/>
       <w:tab/>
-      <w:t>2025-05-19</w:t>
+      <w:t>2025-05-20</w:t>
       <w:br/>
       <w:br/>
     </w:r>

--- a/tillsyn/A 48997-2024 tillsynsbegäran.docx
+++ b/tillsyn/A 48997-2024 tillsynsbegäran.docx
@@ -1095,7 +1095,7 @@
     <w:r>
       <w:tab/>
       <w:tab/>
-      <w:t>2025-05-20</w:t>
+      <w:t>2025-05-21</w:t>
       <w:br/>
       <w:br/>
     </w:r>

--- a/tillsyn/A 48997-2024 tillsynsbegäran.docx
+++ b/tillsyn/A 48997-2024 tillsynsbegäran.docx
@@ -1095,7 +1095,7 @@
     <w:r>
       <w:tab/>
       <w:tab/>
-      <w:t>2025-05-21</w:t>
+      <w:t>2025-05-22</w:t>
       <w:br/>
       <w:br/>
     </w:r>

--- a/tillsyn/A 48997-2024 tillsynsbegäran.docx
+++ b/tillsyn/A 48997-2024 tillsynsbegäran.docx
@@ -1095,7 +1095,7 @@
     <w:r>
       <w:tab/>
       <w:tab/>
-      <w:t>2025-05-22</w:t>
+      <w:t>2025-05-23</w:t>
       <w:br/>
       <w:br/>
     </w:r>

--- a/tillsyn/A 48997-2024 tillsynsbegäran.docx
+++ b/tillsyn/A 48997-2024 tillsynsbegäran.docx
@@ -1095,7 +1095,7 @@
     <w:r>
       <w:tab/>
       <w:tab/>
-      <w:t>2025-05-23</w:t>
+      <w:t>2025-05-24</w:t>
       <w:br/>
       <w:br/>
     </w:r>

--- a/tillsyn/A 48997-2024 tillsynsbegäran.docx
+++ b/tillsyn/A 48997-2024 tillsynsbegäran.docx
@@ -1095,7 +1095,7 @@
     <w:r>
       <w:tab/>
       <w:tab/>
-      <w:t>2025-05-24</w:t>
+      <w:t>2025-05-25</w:t>
       <w:br/>
       <w:br/>
     </w:r>

--- a/tillsyn/A 48997-2024 tillsynsbegäran.docx
+++ b/tillsyn/A 48997-2024 tillsynsbegäran.docx
@@ -1095,7 +1095,7 @@
     <w:r>
       <w:tab/>
       <w:tab/>
-      <w:t>2025-05-25</w:t>
+      <w:t>2025-05-26</w:t>
       <w:br/>
       <w:br/>
     </w:r>

--- a/tillsyn/A 48997-2024 tillsynsbegäran.docx
+++ b/tillsyn/A 48997-2024 tillsynsbegäran.docx
@@ -1095,7 +1095,7 @@
     <w:r>
       <w:tab/>
       <w:tab/>
-      <w:t>2025-05-26</w:t>
+      <w:t>2025-05-27</w:t>
       <w:br/>
       <w:br/>
     </w:r>

--- a/tillsyn/A 48997-2024 tillsynsbegäran.docx
+++ b/tillsyn/A 48997-2024 tillsynsbegäran.docx
@@ -1095,7 +1095,7 @@
     <w:r>
       <w:tab/>
       <w:tab/>
-      <w:t>2025-05-27</w:t>
+      <w:t>2025-05-30</w:t>
       <w:br/>
       <w:br/>
     </w:r>

--- a/tillsyn/A 48997-2024 tillsynsbegäran.docx
+++ b/tillsyn/A 48997-2024 tillsynsbegäran.docx
@@ -1095,7 +1095,7 @@
     <w:r>
       <w:tab/>
       <w:tab/>
-      <w:t>2025-05-30</w:t>
+      <w:t>2025-06-01</w:t>
       <w:br/>
       <w:br/>
     </w:r>

--- a/tillsyn/A 48997-2024 tillsynsbegäran.docx
+++ b/tillsyn/A 48997-2024 tillsynsbegäran.docx
@@ -1095,7 +1095,7 @@
     <w:r>
       <w:tab/>
       <w:tab/>
-      <w:t>2025-06-01</w:t>
+      <w:t>2025-06-02</w:t>
       <w:br/>
       <w:br/>
     </w:r>

--- a/tillsyn/A 48997-2024 tillsynsbegäran.docx
+++ b/tillsyn/A 48997-2024 tillsynsbegäran.docx
@@ -1095,7 +1095,7 @@
     <w:r>
       <w:tab/>
       <w:tab/>
-      <w:t>2025-06-02</w:t>
+      <w:t>2025-06-03</w:t>
       <w:br/>
       <w:br/>
     </w:r>

--- a/tillsyn/A 48997-2024 tillsynsbegäran.docx
+++ b/tillsyn/A 48997-2024 tillsynsbegäran.docx
@@ -1095,7 +1095,7 @@
     <w:r>
       <w:tab/>
       <w:tab/>
-      <w:t>2025-06-03</w:t>
+      <w:t>2025-06-04</w:t>
       <w:br/>
       <w:br/>
     </w:r>

--- a/tillsyn/A 48997-2024 tillsynsbegäran.docx
+++ b/tillsyn/A 48997-2024 tillsynsbegäran.docx
@@ -1095,7 +1095,7 @@
     <w:r>
       <w:tab/>
       <w:tab/>
-      <w:t>2025-06-04</w:t>
+      <w:t>2025-06-05</w:t>
       <w:br/>
       <w:br/>
     </w:r>

--- a/tillsyn/A 48997-2024 tillsynsbegäran.docx
+++ b/tillsyn/A 48997-2024 tillsynsbegäran.docx
@@ -1095,7 +1095,7 @@
     <w:r>
       <w:tab/>
       <w:tab/>
-      <w:t>2025-06-13</w:t>
+      <w:t>2025-06-15</w:t>
       <w:br/>
       <w:br/>
     </w:r>

--- a/tillsyn/A 48997-2024 tillsynsbegäran.docx
+++ b/tillsyn/A 48997-2024 tillsynsbegäran.docx
@@ -1095,7 +1095,7 @@
     <w:r>
       <w:tab/>
       <w:tab/>
-      <w:t>2025-06-15</w:t>
+      <w:t>2025-06-16</w:t>
       <w:br/>
       <w:br/>
     </w:r>

--- a/tillsyn/A 48997-2024 tillsynsbegäran.docx
+++ b/tillsyn/A 48997-2024 tillsynsbegäran.docx
@@ -1095,7 +1095,7 @@
     <w:r>
       <w:tab/>
       <w:tab/>
-      <w:t>2025-06-16</w:t>
+      <w:t>2025-06-17</w:t>
       <w:br/>
       <w:br/>
     </w:r>

--- a/tillsyn/A 48997-2024 tillsynsbegäran.docx
+++ b/tillsyn/A 48997-2024 tillsynsbegäran.docx
@@ -1095,7 +1095,7 @@
     <w:r>
       <w:tab/>
       <w:tab/>
-      <w:t>2025-06-17</w:t>
+      <w:t>2025-06-18</w:t>
       <w:br/>
       <w:br/>
     </w:r>

--- a/tillsyn/A 48997-2024 tillsynsbegäran.docx
+++ b/tillsyn/A 48997-2024 tillsynsbegäran.docx
@@ -1095,7 +1095,7 @@
     <w:r>
       <w:tab/>
       <w:tab/>
-      <w:t>2025-06-18</w:t>
+      <w:t>2025-06-19</w:t>
       <w:br/>
       <w:br/>
     </w:r>

--- a/tillsyn/A 48997-2024 tillsynsbegäran.docx
+++ b/tillsyn/A 48997-2024 tillsynsbegäran.docx
@@ -1095,7 +1095,7 @@
     <w:r>
       <w:tab/>
       <w:tab/>
-      <w:t>2025-06-19</w:t>
+      <w:t>2025-06-20</w:t>
       <w:br/>
       <w:br/>
     </w:r>

--- a/tillsyn/A 48997-2024 tillsynsbegäran.docx
+++ b/tillsyn/A 48997-2024 tillsynsbegäran.docx
@@ -1095,7 +1095,7 @@
     <w:r>
       <w:tab/>
       <w:tab/>
-      <w:t>2025-06-20</w:t>
+      <w:t>2025-06-21</w:t>
       <w:br/>
       <w:br/>
     </w:r>

--- a/tillsyn/A 48997-2024 tillsynsbegäran.docx
+++ b/tillsyn/A 48997-2024 tillsynsbegäran.docx
@@ -1095,7 +1095,7 @@
     <w:r>
       <w:tab/>
       <w:tab/>
-      <w:t>2025-06-21</w:t>
+      <w:t>2025-06-22</w:t>
       <w:br/>
       <w:br/>
     </w:r>

--- a/tillsyn/A 48997-2024 tillsynsbegäran.docx
+++ b/tillsyn/A 48997-2024 tillsynsbegäran.docx
@@ -1095,7 +1095,7 @@
     <w:r>
       <w:tab/>
       <w:tab/>
-      <w:t>2025-06-22</w:t>
+      <w:t>2025-06-23</w:t>
       <w:br/>
       <w:br/>
     </w:r>

--- a/tillsyn/A 48997-2024 tillsynsbegäran.docx
+++ b/tillsyn/A 48997-2024 tillsynsbegäran.docx
@@ -1095,7 +1095,7 @@
     <w:r>
       <w:tab/>
       <w:tab/>
-      <w:t>2025-06-23</w:t>
+      <w:t>2025-06-24</w:t>
       <w:br/>
       <w:br/>
     </w:r>

--- a/tillsyn/A 48997-2024 tillsynsbegäran.docx
+++ b/tillsyn/A 48997-2024 tillsynsbegäran.docx
@@ -1095,7 +1095,7 @@
     <w:r>
       <w:tab/>
       <w:tab/>
-      <w:t>2025-06-24</w:t>
+      <w:t>2025-06-25</w:t>
       <w:br/>
       <w:br/>
     </w:r>

--- a/tillsyn/A 48997-2024 tillsynsbegäran.docx
+++ b/tillsyn/A 48997-2024 tillsynsbegäran.docx
@@ -1095,7 +1095,7 @@
     <w:r>
       <w:tab/>
       <w:tab/>
-      <w:t>2025-06-25</w:t>
+      <w:t>2025-06-26</w:t>
       <w:br/>
       <w:br/>
     </w:r>

--- a/tillsyn/A 48997-2024 tillsynsbegäran.docx
+++ b/tillsyn/A 48997-2024 tillsynsbegäran.docx
@@ -1095,7 +1095,7 @@
     <w:r>
       <w:tab/>
       <w:tab/>
-      <w:t>2025-06-26</w:t>
+      <w:t>2025-06-27</w:t>
       <w:br/>
       <w:br/>
     </w:r>

--- a/tillsyn/A 48997-2024 tillsynsbegäran.docx
+++ b/tillsyn/A 48997-2024 tillsynsbegäran.docx
@@ -1095,7 +1095,7 @@
     <w:r>
       <w:tab/>
       <w:tab/>
-      <w:t>2025-06-27</w:t>
+      <w:t>2025-06-28</w:t>
       <w:br/>
       <w:br/>
     </w:r>

--- a/tillsyn/A 48997-2024 tillsynsbegäran.docx
+++ b/tillsyn/A 48997-2024 tillsynsbegäran.docx
@@ -1095,7 +1095,7 @@
     <w:r>
       <w:tab/>
       <w:tab/>
-      <w:t>2025-06-28</w:t>
+      <w:t>2025-06-29</w:t>
       <w:br/>
       <w:br/>
     </w:r>

--- a/tillsyn/A 48997-2024 tillsynsbegäran.docx
+++ b/tillsyn/A 48997-2024 tillsynsbegäran.docx
@@ -1095,7 +1095,7 @@
     <w:r>
       <w:tab/>
       <w:tab/>
-      <w:t>2025-06-29</w:t>
+      <w:t>2025-06-30</w:t>
       <w:br/>
       <w:br/>
     </w:r>

--- a/tillsyn/A 48997-2024 tillsynsbegäran.docx
+++ b/tillsyn/A 48997-2024 tillsynsbegäran.docx
@@ -1095,7 +1095,7 @@
     <w:r>
       <w:tab/>
       <w:tab/>
-      <w:t>2025-06-30</w:t>
+      <w:t>2025-07-01</w:t>
       <w:br/>
       <w:br/>
     </w:r>

--- a/tillsyn/A 48997-2024 tillsynsbegäran.docx
+++ b/tillsyn/A 48997-2024 tillsynsbegäran.docx
@@ -1095,7 +1095,7 @@
     <w:r>
       <w:tab/>
       <w:tab/>
-      <w:t>2025-07-01</w:t>
+      <w:t>2025-07-02</w:t>
       <w:br/>
       <w:br/>
     </w:r>

--- a/tillsyn/A 48997-2024 tillsynsbegäran.docx
+++ b/tillsyn/A 48997-2024 tillsynsbegäran.docx
@@ -1095,7 +1095,7 @@
     <w:r>
       <w:tab/>
       <w:tab/>
-      <w:t>2025-07-02</w:t>
+      <w:t>2025-07-03</w:t>
       <w:br/>
       <w:br/>
     </w:r>

--- a/tillsyn/A 48997-2024 tillsynsbegäran.docx
+++ b/tillsyn/A 48997-2024 tillsynsbegäran.docx
@@ -1095,7 +1095,7 @@
     <w:r>
       <w:tab/>
       <w:tab/>
-      <w:t>2025-07-03</w:t>
+      <w:t>2025-07-04</w:t>
       <w:br/>
       <w:br/>
     </w:r>

--- a/tillsyn/A 48997-2024 tillsynsbegäran.docx
+++ b/tillsyn/A 48997-2024 tillsynsbegäran.docx
@@ -1095,7 +1095,7 @@
     <w:r>
       <w:tab/>
       <w:tab/>
-      <w:t>2025-07-04</w:t>
+      <w:t>2025-07-05</w:t>
       <w:br/>
       <w:br/>
     </w:r>

--- a/tillsyn/A 48997-2024 tillsynsbegäran.docx
+++ b/tillsyn/A 48997-2024 tillsynsbegäran.docx
@@ -1095,7 +1095,7 @@
     <w:r>
       <w:tab/>
       <w:tab/>
-      <w:t>2025-07-05</w:t>
+      <w:t>2025-07-06</w:t>
       <w:br/>
       <w:br/>
     </w:r>

--- a/tillsyn/A 48997-2024 tillsynsbegäran.docx
+++ b/tillsyn/A 48997-2024 tillsynsbegäran.docx
@@ -1095,7 +1095,7 @@
     <w:r>
       <w:tab/>
       <w:tab/>
-      <w:t>2025-07-06</w:t>
+      <w:t>2025-07-07</w:t>
       <w:br/>
       <w:br/>
     </w:r>

--- a/tillsyn/A 48997-2024 tillsynsbegäran.docx
+++ b/tillsyn/A 48997-2024 tillsynsbegäran.docx
@@ -1095,7 +1095,7 @@
     <w:r>
       <w:tab/>
       <w:tab/>
-      <w:t>2025-07-07</w:t>
+      <w:t>2025-07-08</w:t>
       <w:br/>
       <w:br/>
     </w:r>

--- a/tillsyn/A 48997-2024 tillsynsbegäran.docx
+++ b/tillsyn/A 48997-2024 tillsynsbegäran.docx
@@ -164,7 +164,25 @@
         <w:t>Lunglav (NT)</w:t>
       </w:r>
       <w:r>
-        <w:t xml:space="preserve"> är en av vårt lands främsta signalarter som överallt indikerar gamla lövträd, skogsbestånd med höga naturvärden och ekosystem med lång skoglig kontinuitet. Lokalt kan förekomsten vara mycket riklig men den hittas nästan enbart i gamla och ej slutavverkade skogar. Artens samtliga förekomster bör uppmärksammas från naturvårdssynpunkt, då många lokaler även hyser andra ovanliga och rödlistade arter. Rikliga förekomster bör skyddas med biotopskydd, frivilliga avsättningar eller reservat (SLU Artdatabanken, 2024; Nitare &amp; Skogsstyrelsen, 2019).</w:t>
+        <w:t xml:space="preserve"> är en av vårt lands främsta signalarter som överallt indikerar gamla lövträd, skogsbestånd med höga naturvärden och ekosystem med lång skoglig kontinuitet. Lokalt kan förekomsten vara mycket riklig men den hittas nästan enbart i gamla och ej slutavverkade skogar. Artens samtliga förekomster bör uppmärksammas från naturvårdssynpunkt, då många lokaler även hyser andra ovanliga och rödlistade arter. Rikliga förekomster bör skyddas med biotopskydd, frivilliga avsättningar eller reservat. Det finns ett antal sällsynta lavparasiter som växer på lunglav: lunglavsknapp (VU), skrovelmössing (DD), lunglavshårprick (DD), </w:t>
+      </w:r>
+      <w:r>
+        <w:rPr>
+          <w:i/>
+        </w:rPr>
+        <w:t>Calycina alstrupii</w:t>
+      </w:r>
+      <w:r>
+        <w:t xml:space="preserve"> (NA) och </w:t>
+      </w:r>
+      <w:r>
+        <w:rPr>
+          <w:i/>
+        </w:rPr>
+        <w:t>Chalara lobariae</w:t>
+      </w:r>
+      <w:r>
+        <w:t xml:space="preserve"> (NA) (SLU Artdatabanken, 2025; SLU Artdatabanken, 2024; Nitare &amp; Skogsstyrelsen, 2019).</w:t>
       </w:r>
     </w:p>
     <w:p>
@@ -587,7 +605,7 @@
         <w:t>Plectocarpon lichenum</w:t>
       </w:r>
       <w:r>
-        <w:t xml:space="preserve"> (VU). Det finns ytterligare två rödlistade parasiter vilka bara förekommer på lunglav, Skrovelmössing </w:t>
+        <w:t xml:space="preserve"> (VU). Det finns ytterligare ett antal parasiter vilka bara förekommer på lunglav: Skrovelmössing </w:t>
       </w:r>
       <w:r>
         <w:rPr>
@@ -605,7 +623,25 @@
         <w:t>Niesslia lobariae</w:t>
       </w:r>
       <w:r>
-        <w:t xml:space="preserve"> (rödlistad som Kunskapsbrist DD). Skrovelmössing (DD) har små svarta apothecier och bruna, 1-septerade sporer och Lunglavshårprick (DD) har brunhåriga perithecier och färglösa, 1-septerade sporer (SLU Artdatabanken, 2024; Nitare &amp; Skogsstyrelsen, 2019).</w:t>
+        <w:t xml:space="preserve"> (rödlistad som Kunskapsbrist DD). Skrovelmössing (DD) har små svarta apothecier och bruna, 1-septerade sporer och Lunglavshårprick (DD) har brunhåriga perithecier och färglösa, 1-septerade sporer. Nyligen har ytterligare två lavparasiter påträffats i Sverige som växer på lunglav: </w:t>
+      </w:r>
+      <w:r>
+        <w:rPr>
+          <w:i/>
+        </w:rPr>
+        <w:t>Calycina alstrupii</w:t>
+      </w:r>
+      <w:r>
+        <w:t xml:space="preserve"> (NA) och </w:t>
+      </w:r>
+      <w:r>
+        <w:rPr>
+          <w:i/>
+        </w:rPr>
+        <w:t>Chalara lobariae</w:t>
+      </w:r>
+      <w:r>
+        <w:t xml:space="preserve"> (NA) (SLU Artdatabanken, 2025; SLU Artdatabanken, 2024; Nitare &amp; Skogsstyrelsen, 2019).</w:t>
       </w:r>
     </w:p>
     <w:p>
@@ -642,6 +678,20 @@
       </w:r>
       <w:r>
         <w:t>SLU Artdatabanken, Uppsala.</w:t>
+      </w:r>
+    </w:p>
+    <w:p>
+      <w:r>
+        <w:t xml:space="preserve">SLU Artdatabanken, 2025. </w:t>
+      </w:r>
+      <w:r>
+        <w:rPr>
+          <w:i/>
+        </w:rPr>
+        <w:t xml:space="preserve">Över 20 nya lavparasiter för Sverige. </w:t>
+      </w:r>
+      <w:r>
+        <w:t>https://www.slu.se/artdatabanken/arter-och-natur/artiklar/over-20-nya-lavparasiter-for-sverige/</w:t>
       </w:r>
     </w:p>
     <w:p>
@@ -1095,7 +1145,7 @@
     <w:r>
       <w:tab/>
       <w:tab/>
-      <w:t>2025-07-08</w:t>
+      <w:t>2025-07-09</w:t>
       <w:br/>
       <w:br/>
     </w:r>

--- a/tillsyn/A 48997-2024 tillsynsbegäran.docx
+++ b/tillsyn/A 48997-2024 tillsynsbegäran.docx
@@ -1145,7 +1145,7 @@
     <w:r>
       <w:tab/>
       <w:tab/>
-      <w:t>2025-07-09</w:t>
+      <w:t>2025-07-11</w:t>
       <w:br/>
       <w:br/>
     </w:r>

--- a/tillsyn/A 48997-2024 tillsynsbegäran.docx
+++ b/tillsyn/A 48997-2024 tillsynsbegäran.docx
@@ -1145,7 +1145,7 @@
     <w:r>
       <w:tab/>
       <w:tab/>
-      <w:t>2025-07-11</w:t>
+      <w:t>2025-07-12</w:t>
       <w:br/>
       <w:br/>
     </w:r>

--- a/tillsyn/A 48997-2024 tillsynsbegäran.docx
+++ b/tillsyn/A 48997-2024 tillsynsbegäran.docx
@@ -1145,7 +1145,7 @@
     <w:r>
       <w:tab/>
       <w:tab/>
-      <w:t>2025-07-12</w:t>
+      <w:t>2025-07-13</w:t>
       <w:br/>
       <w:br/>
     </w:r>

--- a/tillsyn/A 48997-2024 tillsynsbegäran.docx
+++ b/tillsyn/A 48997-2024 tillsynsbegäran.docx
@@ -1145,7 +1145,7 @@
     <w:r>
       <w:tab/>
       <w:tab/>
-      <w:t>2025-07-13</w:t>
+      <w:t>2025-07-14</w:t>
       <w:br/>
       <w:br/>
     </w:r>

--- a/tillsyn/A 48997-2024 tillsynsbegäran.docx
+++ b/tillsyn/A 48997-2024 tillsynsbegäran.docx
@@ -1183,7 +1183,7 @@
     <w:r>
       <w:tab/>
       <w:tab/>
-      <w:t>2025-08-06</w:t>
+      <w:t>2025-08-09</w:t>
       <w:br/>
       <w:br/>
     </w:r>
